--- a/web/public/templates/project_plan_template.docx
+++ b/web/public/templates/project_plan_template.docx
@@ -16,7 +16,7 @@
           <w:sz w:val="32"/>
           <w:szCs w:val="32"/>
         </w:rPr>
-        <w:t xml:space="preserve">MAU KE HOACH DU AN NHOM</w:t>
+        <w:t xml:space="preserve">MẪU KẾ HOẠCH DỰ ÁN NHÓM</w:t>
       </w:r>
     </w:p>
     <w:p>
@@ -33,7 +33,7 @@
           <w:sz w:val="20"/>
           <w:szCs w:val="20"/>
         </w:rPr>
-        <w:t xml:space="preserve">Dien thong tin du an cua nhom ban vao cac muc ben duoi, sau do dinh kem file nay vao tro ly AI BeaverDash de duoc ho tro lap ke hoach tu dong.</w:t>
+        <w:t xml:space="preserve">Điền thông tin dự án của nhóm bạn vào các mục bên dưới, sau đó đính kèm file này vào trợ lý AI BeaverDash để được hỗ trợ lập kế hoạch tự động.</w:t>
       </w:r>
     </w:p>
     <w:p>
@@ -42,7 +42,7 @@
         <w:spacing w:after="100" w:before="300"/>
       </w:pPr>
       <w:r>
-        <w:t xml:space="preserve">1. THONG TIN DU AN</w:t>
+        <w:t xml:space="preserve">1. THÔNG TIN DỰ ÁN</w:t>
       </w:r>
     </w:p>
     <w:p>
@@ -58,7 +58,7 @@
           <w:sz w:val="20"/>
           <w:szCs w:val="20"/>
         </w:rPr>
-        <w:t xml:space="preserve">(Dien cac thong tin co ban cua du an)</w:t>
+        <w:t xml:space="preserve">(Điền các thông tin cơ bản của dự án)</w:t>
       </w:r>
     </w:p>
     <w:p>
@@ -76,7 +76,7 @@
           <w:sz w:val="22"/>
           <w:szCs w:val="22"/>
         </w:rPr>
-        <w:t xml:space="preserve">Ten du an:</w:t>
+        <w:t xml:space="preserve">Tên dự án:</w:t>
       </w:r>
     </w:p>
     <w:p>
@@ -94,7 +94,7 @@
           <w:sz w:val="22"/>
           <w:szCs w:val="22"/>
         </w:rPr>
-        <w:t xml:space="preserve">Mo ta ngan gon du an:</w:t>
+        <w:t xml:space="preserve">Mô tả ngắn gọn dự án:</w:t>
       </w:r>
     </w:p>
     <w:p>
@@ -112,7 +112,7 @@
           <w:sz w:val="22"/>
           <w:szCs w:val="22"/>
         </w:rPr>
-        <w:t xml:space="preserve">Ngay bat dau:</w:t>
+        <w:t xml:space="preserve">Ngày bắt đầu:</w:t>
       </w:r>
     </w:p>
     <w:p>
@@ -130,7 +130,7 @@
           <w:sz w:val="22"/>
           <w:szCs w:val="22"/>
         </w:rPr>
-        <w:t xml:space="preserve">Ngay ket thuc:</w:t>
+        <w:t xml:space="preserve">Ngày kết thúc:</w:t>
       </w:r>
     </w:p>
     <w:p>
@@ -144,7 +144,7 @@
         <w:spacing w:after="100" w:before="300"/>
       </w:pPr>
       <w:r>
-        <w:t xml:space="preserve">2. THANH VIEN NHOM</w:t>
+        <w:t xml:space="preserve">2. THÀNH VIÊN NHÓM</w:t>
       </w:r>
     </w:p>
     <w:p>
@@ -160,7 +160,7 @@
           <w:sz w:val="20"/>
           <w:szCs w:val="20"/>
         </w:rPr>
-        <w:t xml:space="preserve">(Liet ke cac thanh vien trong nhom va the manh cua tung nguoi de AI phan cong cong viec phu hop)</w:t>
+        <w:t xml:space="preserve">(Liệt kê các thành viên trong nhóm và thế mạnh của từng người để AI phân công công việc phù hợp)</w:t>
       </w:r>
     </w:p>
     <w:tbl>
@@ -199,7 +199,7 @@
                 <w:sz w:val="20"/>
                 <w:szCs w:val="20"/>
               </w:rPr>
-              <w:t xml:space="preserve">Ho va ten</w:t>
+              <w:t xml:space="preserve">Họ và tên</w:t>
             </w:r>
           </w:p>
         </w:tc>
@@ -221,7 +221,7 @@
                 <w:sz w:val="20"/>
                 <w:szCs w:val="20"/>
               </w:rPr>
-              <w:t xml:space="preserve">Vai tro</w:t>
+              <w:t xml:space="preserve">Vai trò</w:t>
             </w:r>
           </w:p>
         </w:tc>
@@ -243,7 +243,7 @@
                 <w:sz w:val="20"/>
                 <w:szCs w:val="20"/>
               </w:rPr>
-              <w:t xml:space="preserve">The manh / Ky nang</w:t>
+              <w:t xml:space="preserve">Thế mạnh / Kỹ năng</w:t>
             </w:r>
           </w:p>
         </w:tc>
@@ -269,7 +269,7 @@
                 <w:sz w:val="20"/>
                 <w:szCs w:val="20"/>
               </w:rPr>
-              <w:t xml:space="preserve">[Ho ten thanh vien]</w:t>
+              <w:t xml:space="preserve">[Họ tên thành viên]</w:t>
             </w:r>
           </w:p>
         </w:tc>
@@ -293,7 +293,7 @@
                 <w:sz w:val="20"/>
                 <w:szCs w:val="20"/>
               </w:rPr>
-              <w:t xml:space="preserve">[Truong nhom / Thanh vien]</w:t>
+              <w:t xml:space="preserve">[Trưởng nhóm / Thành viên]</w:t>
             </w:r>
           </w:p>
         </w:tc>
@@ -317,7 +317,7 @@
                 <w:sz w:val="20"/>
                 <w:szCs w:val="20"/>
               </w:rPr>
-              <w:t xml:space="preserve">[Linh vuc gioi, ky nang noi bat]</w:t>
+              <w:t xml:space="preserve">[Lĩnh vực giỏi, kỹ năng nổi bật]</w:t>
             </w:r>
           </w:p>
         </w:tc>
@@ -482,7 +482,7 @@
         <w:spacing w:after="100" w:before="300"/>
       </w:pPr>
       <w:r>
-        <w:t xml:space="preserve">3. CAC GIAI DOAN THUC HIEN (SPRINT)</w:t>
+        <w:t xml:space="preserve">3. CÁC GIAI ĐOẠN THỰC HIỆN (SPRINT)</w:t>
       </w:r>
     </w:p>
     <w:p>
@@ -498,7 +498,7 @@
           <w:sz w:val="20"/>
           <w:szCs w:val="20"/>
         </w:rPr>
-        <w:t xml:space="preserve">(Chia du an thanh cac giai doan de AI gan cong viec vao tung giai doan tuong ung)</w:t>
+        <w:t xml:space="preserve">(Chia dự án thành các giai đoạn để AI gán công việc vào từng giai đoạn tương ứng)</w:t>
       </w:r>
     </w:p>
     <w:tbl>
@@ -537,7 +537,7 @@
                 <w:sz w:val="20"/>
                 <w:szCs w:val="20"/>
               </w:rPr>
-              <w:t xml:space="preserve">Ten giai doan</w:t>
+              <w:t xml:space="preserve">Tên giai đoạn</w:t>
             </w:r>
           </w:p>
         </w:tc>
@@ -559,7 +559,7 @@
                 <w:sz w:val="20"/>
                 <w:szCs w:val="20"/>
               </w:rPr>
-              <w:t xml:space="preserve">Muc tieu</w:t>
+              <w:t xml:space="preserve">Mục tiêu</w:t>
             </w:r>
           </w:p>
         </w:tc>
@@ -581,7 +581,7 @@
                 <w:sz w:val="20"/>
                 <w:szCs w:val="20"/>
               </w:rPr>
-              <w:t xml:space="preserve">Thoi gian</w:t>
+              <w:t xml:space="preserve">Thời gian</w:t>
             </w:r>
           </w:p>
         </w:tc>
@@ -607,7 +607,7 @@
                 <w:sz w:val="20"/>
                 <w:szCs w:val="20"/>
               </w:rPr>
-              <w:t xml:space="preserve">[VD: Giai doan 1]</w:t>
+              <w:t xml:space="preserve">[VD: Giai đoạn 1]</w:t>
             </w:r>
           </w:p>
         </w:tc>
@@ -631,7 +631,7 @@
                 <w:sz w:val="20"/>
                 <w:szCs w:val="20"/>
               </w:rPr>
-              <w:t xml:space="preserve">[VD: Tim hieu yeu cau, khao sat]</w:t>
+              <w:t xml:space="preserve">[VD: Tìm hiểu yêu cầu, khảo sát]</w:t>
             </w:r>
           </w:p>
         </w:tc>
@@ -681,7 +681,7 @@
                 <w:sz w:val="20"/>
                 <w:szCs w:val="20"/>
               </w:rPr>
-              <w:t xml:space="preserve">[VD: Giai doan 2]</w:t>
+              <w:t xml:space="preserve">[VD: Giai đoạn 2]</w:t>
             </w:r>
           </w:p>
         </w:tc>
@@ -705,7 +705,7 @@
                 <w:sz w:val="20"/>
                 <w:szCs w:val="20"/>
               </w:rPr>
-              <w:t xml:space="preserve">[VD: Thuc hien chinh]</w:t>
+              <w:t xml:space="preserve">[VD: Thực hiện chính]</w:t>
             </w:r>
           </w:p>
         </w:tc>
@@ -820,7 +820,7 @@
         <w:spacing w:after="100" w:before="300"/>
       </w:pPr>
       <w:r>
-        <w:t xml:space="preserve">4. DANH SACH CONG VIEC CAN LAM</w:t>
+        <w:t xml:space="preserve">4. DANH SÁCH CÔNG VIỆC CẦN LÀM</w:t>
       </w:r>
     </w:p>
     <w:p>
@@ -836,7 +836,7 @@
           <w:sz w:val="20"/>
           <w:szCs w:val="20"/>
         </w:rPr>
-        <w:t xml:space="preserve">(Liet ke cac dau viec lon va cac viec nho ben trong. AI se dua vao day de tao cong viec va phan cong cho thanh vien.)</w:t>
+        <w:t xml:space="preserve">(Liệt kê các đầu việc lớn và các việc nhỏ bên trong. AI sẽ dựa vào đây để tạo công việc và phân công cho thành viên.)</w:t>
       </w:r>
     </w:p>
     <w:p>
@@ -856,7 +856,7 @@
           <w:sz w:val="22"/>
           <w:szCs w:val="22"/>
         </w:rPr>
-        <w:t xml:space="preserve">Cong viec 1: [Ten cong viec chinh]</w:t>
+        <w:t xml:space="preserve">Công việc 1: [Tên công việc chính]</w:t>
       </w:r>
     </w:p>
     <w:p>
@@ -874,7 +874,7 @@
           <w:sz w:val="22"/>
           <w:szCs w:val="22"/>
         </w:rPr>
-        <w:t xml:space="preserve">Muc do uu tien: [Bat buoc / Quan trong / Mo rong]</w:t>
+        <w:t xml:space="preserve">Mức độ ưu tiên: [Bắt buộc / Quan trọng / Mở rộng]</w:t>
       </w:r>
     </w:p>
     <w:p>
@@ -892,7 +892,7 @@
           <w:sz w:val="22"/>
           <w:szCs w:val="22"/>
         </w:rPr>
-        <w:t xml:space="preserve">Giai doan du kien: [Giai doan 1 / Giai doan 2 / ...]</w:t>
+        <w:t xml:space="preserve">Giai đoạn dự kiến: [Giai đoạn 1 / Giai đoạn 2 / ...]</w:t>
       </w:r>
     </w:p>
     <w:p>
@@ -910,7 +910,7 @@
           <w:sz w:val="22"/>
           <w:szCs w:val="22"/>
         </w:rPr>
-        <w:t xml:space="preserve">Cac viec nho:</w:t>
+        <w:t xml:space="preserve">Các việc nhỏ:</w:t>
       </w:r>
     </w:p>
     <w:p>
@@ -926,7 +926,7 @@
           <w:sz w:val="20"/>
           <w:szCs w:val="20"/>
         </w:rPr>
-        <w:t xml:space="preserve">  - [Viec nho 1]</w:t>
+        <w:t xml:space="preserve">  - [Việc nhỏ 1]</w:t>
       </w:r>
     </w:p>
     <w:p>
@@ -942,7 +942,7 @@
           <w:sz w:val="20"/>
           <w:szCs w:val="20"/>
         </w:rPr>
-        <w:t xml:space="preserve">  - [Viec nho 2]</w:t>
+        <w:t xml:space="preserve">  - [Việc nhỏ 2]</w:t>
       </w:r>
     </w:p>
     <w:p>
@@ -962,7 +962,7 @@
           <w:sz w:val="22"/>
           <w:szCs w:val="22"/>
         </w:rPr>
-        <w:t xml:space="preserve">Cong viec 2: [Ten cong viec chinh]</w:t>
+        <w:t xml:space="preserve">Công việc 2: [Tên công việc chính]</w:t>
       </w:r>
     </w:p>
     <w:p>
@@ -980,7 +980,7 @@
           <w:sz w:val="22"/>
           <w:szCs w:val="22"/>
         </w:rPr>
-        <w:t xml:space="preserve">Muc do uu tien: [Bat buoc / Quan trong / Mo rong]</w:t>
+        <w:t xml:space="preserve">Mức độ ưu tiên: [Bắt buộc / Quan trọng / Mở rộng]</w:t>
       </w:r>
     </w:p>
     <w:p>
@@ -998,7 +998,7 @@
           <w:sz w:val="22"/>
           <w:szCs w:val="22"/>
         </w:rPr>
-        <w:t xml:space="preserve">Giai doan du kien: [...]</w:t>
+        <w:t xml:space="preserve">Giai đoạn dự kiến: [...]</w:t>
       </w:r>
     </w:p>
     <w:p>
@@ -1016,7 +1016,7 @@
           <w:sz w:val="22"/>
           <w:szCs w:val="22"/>
         </w:rPr>
-        <w:t xml:space="preserve">Cac viec nho: [...]</w:t>
+        <w:t xml:space="preserve">Các việc nhỏ: [...]</w:t>
       </w:r>
     </w:p>
     <w:p>
@@ -1037,7 +1037,7 @@
           <w:sz w:val="20"/>
           <w:szCs w:val="20"/>
         </w:rPr>
-        <w:t xml:space="preserve">(Them cac cong viec tiep theo theo cung cau truc...)</w:t>
+        <w:t xml:space="preserve">(Thêm các công việc tiếp theo theo cùng cấu trúc...)</w:t>
       </w:r>
     </w:p>
     <w:p>
@@ -1051,7 +1051,7 @@
         <w:spacing w:after="100" w:before="300"/>
       </w:pPr>
       <w:r>
-        <w:t xml:space="preserve">5. GHI CHU THEM</w:t>
+        <w:t xml:space="preserve">5. GHI CHÚ THÊM</w:t>
       </w:r>
     </w:p>
     <w:p>
@@ -1067,7 +1067,7 @@
           <w:sz w:val="20"/>
           <w:szCs w:val="20"/>
         </w:rPr>
-        <w:t xml:space="preserve">(Ghi bat ky yeu cau hoac luu y dac biet nao cho du an)</w:t>
+        <w:t xml:space="preserve">(Ghi bất kỳ yêu cầu hoặc lưu ý đặc biệt nào cho dự án)</w:t>
       </w:r>
     </w:p>
     <w:p>
@@ -1085,7 +1085,7 @@
           <w:sz w:val="22"/>
           <w:szCs w:val="22"/>
         </w:rPr>
-        <w:t xml:space="preserve">[VD: Can nop bao cao giua ky vao ngay ...]</w:t>
+        <w:t xml:space="preserve">[VD: Cần nộp báo cáo giữa kỳ vào ngày ...]</w:t>
       </w:r>
     </w:p>
     <w:p>
@@ -1103,7 +1103,7 @@
           <w:sz w:val="22"/>
           <w:szCs w:val="22"/>
         </w:rPr>
-        <w:t xml:space="preserve">[VD: Giao vien huong dan yeu cau ...]</w:t>
+        <w:t xml:space="preserve">[VD: Giáo viên hướng dẫn yêu cầu ...]</w:t>
       </w:r>
     </w:p>
     <w:p>
@@ -1139,7 +1139,7 @@
           <w:sz w:val="20"/>
           <w:szCs w:val="20"/>
         </w:rPr>
-        <w:t xml:space="preserve">Huong dan: </w:t>
+        <w:t xml:space="preserve">Hướng dẫn: </w:t>
       </w:r>
       <w:r>
         <w:rPr>
@@ -1148,7 +1148,7 @@
           <w:sz w:val="20"/>
           <w:szCs w:val="20"/>
         </w:rPr>
-        <w:t xml:space="preserve">Dien xong -&gt; mo tro ly AI BeaverDash -&gt; dinh kem file nay -&gt; go </w:t>
+        <w:t xml:space="preserve">Điền xong -&gt; mở trợ lý AI BeaverDash -&gt; đính kèm file này -&gt; gõ </w:t>
       </w:r>
       <w:r>
         <w:rPr>
@@ -1161,7 +1161,7 @@
           <w:sz w:val="20"/>
           <w:szCs w:val="20"/>
         </w:rPr>
-        <w:t xml:space="preserve">"Hay lap ke hoach du an dua tren tai lieu dinh kem"</w:t>
+        <w:t xml:space="preserve">"Hãy lập kế hoạch dự án dựa trên tài liệu đính kèm"</w:t>
       </w:r>
       <w:r>
         <w:rPr>
@@ -1170,7 +1170,7 @@
           <w:sz w:val="20"/>
           <w:szCs w:val="20"/>
         </w:rPr>
-        <w:t xml:space="preserve">. AI se tu dong tao cong viec, phan cong cho thanh vien va sap xep vao tung giai doan.</w:t>
+        <w:t xml:space="preserve">. AI sẽ tự động tạo công việc, phân công cho thành viên và sắp xếp vào từng giai đoạn.</w:t>
       </w:r>
     </w:p>
     <w:sectPr>

--- a/web/public/templates/project_plan_template.docx
+++ b/web/public/templates/project_plan_template.docx
@@ -836,7 +836,7 @@
           <w:sz w:val="20"/>
           <w:szCs w:val="20"/>
         </w:rPr>
-        <w:t xml:space="preserve">(Liệt kê các đầu việc lớn và các việc nhỏ bên trong. AI sẽ dựa vào đây để tạo công việc và phân công cho thành viên.)</w:t>
+        <w:t xml:space="preserve">(Liệt kê các công việc chính và danh sách nhiệm vụ bên trong. AI sẽ dựa vào đây để tạo công việc, nhiệm vụ và phân công cho thành viên.)</w:t>
       </w:r>
     </w:p>
     <w:p>
@@ -910,41 +910,248 @@
           <w:sz w:val="22"/>
           <w:szCs w:val="22"/>
         </w:rPr>
-        <w:t xml:space="preserve">Các việc nhỏ:</w:t>
-      </w:r>
-    </w:p>
-    <w:p>
-      <w:pPr>
-        <w:spacing w:after="30"/>
-      </w:pPr>
-      <w:r>
-        <w:rPr>
-          <w:rFonts w:ascii="Arial" w:cs="Arial" w:eastAsia="Arial" w:hAnsi="Arial"/>
-          <w:i/>
-          <w:iCs/>
-          <w:color w:val="888888"/>
-          <w:sz w:val="20"/>
-          <w:szCs w:val="20"/>
-        </w:rPr>
-        <w:t xml:space="preserve">  - [Việc nhỏ 1]</w:t>
+        <w:t xml:space="preserve">Danh sách nhiệm vụ:</w:t>
       </w:r>
     </w:p>
     <w:p>
       <w:pPr>
         <w:spacing w:after="60"/>
       </w:pPr>
-      <w:r>
-        <w:rPr>
-          <w:rFonts w:ascii="Arial" w:cs="Arial" w:eastAsia="Arial" w:hAnsi="Arial"/>
-          <w:i/>
-          <w:iCs/>
-          <w:color w:val="888888"/>
-          <w:sz w:val="20"/>
-          <w:szCs w:val="20"/>
-        </w:rPr>
-        <w:t xml:space="preserve">  - [Việc nhỏ 2]</w:t>
-      </w:r>
-    </w:p>
+    </w:p>
+    <w:tbl>
+      <w:tblPr>
+        <w:tblW w:type="pct" w:w="100%"/>
+        <w:tblBorders>
+          <w:top w:val="single" w:color="auto" w:sz="4"/>
+          <w:left w:val="single" w:color="auto" w:sz="4"/>
+          <w:bottom w:val="single" w:color="auto" w:sz="4"/>
+          <w:right w:val="single" w:color="auto" w:sz="4"/>
+          <w:insideH w:val="single" w:color="auto" w:sz="4"/>
+          <w:insideV w:val="single" w:color="auto" w:sz="4"/>
+        </w:tblBorders>
+      </w:tblPr>
+      <w:tblGrid>
+        <w:gridCol w:w="100"/>
+        <w:gridCol w:w="100"/>
+        <w:gridCol w:w="100"/>
+      </w:tblGrid>
+      <w:tr>
+        <w:tc>
+          <w:tcPr>
+            <w:tcW w:type="pct" w:w="40%"/>
+            <w:shd w:color="4472C4" w:val="solid"/>
+          </w:tcPr>
+          <w:p>
+            <w:pPr>
+              <w:jc w:val="center"/>
+            </w:pPr>
+            <w:r>
+              <w:rPr>
+                <w:rFonts w:ascii="Arial" w:cs="Arial" w:eastAsia="Arial" w:hAnsi="Arial"/>
+                <w:b/>
+                <w:bCs/>
+                <w:color w:val="FFFFFF"/>
+                <w:sz w:val="20"/>
+                <w:szCs w:val="20"/>
+              </w:rPr>
+              <w:t xml:space="preserve">Tên nhiệm vụ</w:t>
+            </w:r>
+          </w:p>
+        </w:tc>
+        <w:tc>
+          <w:tcPr>
+            <w:tcW w:type="pct" w:w="30%"/>
+            <w:shd w:color="4472C4" w:val="solid"/>
+          </w:tcPr>
+          <w:p>
+            <w:pPr>
+              <w:jc w:val="center"/>
+            </w:pPr>
+            <w:r>
+              <w:rPr>
+                <w:rFonts w:ascii="Arial" w:cs="Arial" w:eastAsia="Arial" w:hAnsi="Arial"/>
+                <w:b/>
+                <w:bCs/>
+                <w:color w:val="FFFFFF"/>
+                <w:sz w:val="20"/>
+                <w:szCs w:val="20"/>
+              </w:rPr>
+              <w:t xml:space="preserve">Phân công cho ai</w:t>
+            </w:r>
+          </w:p>
+        </w:tc>
+        <w:tc>
+          <w:tcPr>
+            <w:tcW w:type="pct" w:w="30%"/>
+            <w:shd w:color="4472C4" w:val="solid"/>
+          </w:tcPr>
+          <w:p>
+            <w:pPr>
+              <w:jc w:val="center"/>
+            </w:pPr>
+            <w:r>
+              <w:rPr>
+                <w:rFonts w:ascii="Arial" w:cs="Arial" w:eastAsia="Arial" w:hAnsi="Arial"/>
+                <w:b/>
+                <w:bCs/>
+                <w:color w:val="FFFFFF"/>
+                <w:sz w:val="20"/>
+                <w:szCs w:val="20"/>
+              </w:rPr>
+              <w:t xml:space="preserve">Hạn chót</w:t>
+            </w:r>
+          </w:p>
+        </w:tc>
+      </w:tr>
+      <w:tr>
+        <w:tc>
+          <w:tcPr>
+            <w:tcW w:type="pct" w:w="40%"/>
+            <w:tcBorders>
+              <w:top w:val="single" w:color="D9D9D9" w:sz="1"/>
+              <w:left w:val="single" w:color="D9D9D9" w:sz="1"/>
+              <w:bottom w:val="single" w:color="D9D9D9" w:sz="1"/>
+              <w:right w:val="single" w:color="D9D9D9" w:sz="1"/>
+            </w:tcBorders>
+          </w:tcPr>
+          <w:p>
+            <w:r>
+              <w:rPr>
+                <w:rFonts w:ascii="Arial" w:cs="Arial" w:eastAsia="Arial" w:hAnsi="Arial"/>
+                <w:i/>
+                <w:iCs/>
+                <w:color w:val="888888"/>
+                <w:sz w:val="20"/>
+                <w:szCs w:val="20"/>
+              </w:rPr>
+              <w:t xml:space="preserve">[VD: Thiết kế giao diện]</w:t>
+            </w:r>
+          </w:p>
+        </w:tc>
+        <w:tc>
+          <w:tcPr>
+            <w:tcW w:type="pct" w:w="30%"/>
+            <w:tcBorders>
+              <w:top w:val="single" w:color="D9D9D9" w:sz="1"/>
+              <w:left w:val="single" w:color="D9D9D9" w:sz="1"/>
+              <w:bottom w:val="single" w:color="D9D9D9" w:sz="1"/>
+              <w:right w:val="single" w:color="D9D9D9" w:sz="1"/>
+            </w:tcBorders>
+          </w:tcPr>
+          <w:p>
+            <w:r>
+              <w:rPr>
+                <w:rFonts w:ascii="Arial" w:cs="Arial" w:eastAsia="Arial" w:hAnsi="Arial"/>
+                <w:i/>
+                <w:iCs/>
+                <w:color w:val="888888"/>
+                <w:sz w:val="20"/>
+                <w:szCs w:val="20"/>
+              </w:rPr>
+              <w:t xml:space="preserve">[VD: Nguyễn Văn A]</w:t>
+            </w:r>
+          </w:p>
+        </w:tc>
+        <w:tc>
+          <w:tcPr>
+            <w:tcW w:type="pct" w:w="30%"/>
+            <w:tcBorders>
+              <w:top w:val="single" w:color="D9D9D9" w:sz="1"/>
+              <w:left w:val="single" w:color="D9D9D9" w:sz="1"/>
+              <w:bottom w:val="single" w:color="D9D9D9" w:sz="1"/>
+              <w:right w:val="single" w:color="D9D9D9" w:sz="1"/>
+            </w:tcBorders>
+          </w:tcPr>
+          <w:p>
+            <w:r>
+              <w:rPr>
+                <w:rFonts w:ascii="Arial" w:cs="Arial" w:eastAsia="Arial" w:hAnsi="Arial"/>
+                <w:i/>
+                <w:iCs/>
+                <w:color w:val="888888"/>
+                <w:sz w:val="20"/>
+                <w:szCs w:val="20"/>
+              </w:rPr>
+              <w:t xml:space="preserve">[VD: 10/07/2026]</w:t>
+            </w:r>
+          </w:p>
+        </w:tc>
+      </w:tr>
+      <w:tr>
+        <w:tc>
+          <w:tcPr>
+            <w:tcW w:type="pct" w:w="40%"/>
+            <w:tcBorders>
+              <w:top w:val="single" w:color="D9D9D9" w:sz="1"/>
+              <w:left w:val="single" w:color="D9D9D9" w:sz="1"/>
+              <w:bottom w:val="single" w:color="D9D9D9" w:sz="1"/>
+              <w:right w:val="single" w:color="D9D9D9" w:sz="1"/>
+            </w:tcBorders>
+          </w:tcPr>
+          <w:p>
+            <w:r>
+              <w:rPr>
+                <w:rFonts w:ascii="Arial" w:cs="Arial" w:eastAsia="Arial" w:hAnsi="Arial"/>
+                <w:i/>
+                <w:iCs/>
+                <w:color w:val="888888"/>
+                <w:sz w:val="20"/>
+                <w:szCs w:val="20"/>
+              </w:rPr>
+              <w:t xml:space="preserve">[VD: Viết tài liệu API]</w:t>
+            </w:r>
+          </w:p>
+        </w:tc>
+        <w:tc>
+          <w:tcPr>
+            <w:tcW w:type="pct" w:w="30%"/>
+            <w:tcBorders>
+              <w:top w:val="single" w:color="D9D9D9" w:sz="1"/>
+              <w:left w:val="single" w:color="D9D9D9" w:sz="1"/>
+              <w:bottom w:val="single" w:color="D9D9D9" w:sz="1"/>
+              <w:right w:val="single" w:color="D9D9D9" w:sz="1"/>
+            </w:tcBorders>
+          </w:tcPr>
+          <w:p>
+            <w:r>
+              <w:rPr>
+                <w:rFonts w:ascii="Arial" w:cs="Arial" w:eastAsia="Arial" w:hAnsi="Arial"/>
+                <w:i/>
+                <w:iCs/>
+                <w:color w:val="888888"/>
+                <w:sz w:val="20"/>
+                <w:szCs w:val="20"/>
+              </w:rPr>
+              <w:t xml:space="preserve">[VD: Trần Thị B]</w:t>
+            </w:r>
+          </w:p>
+        </w:tc>
+        <w:tc>
+          <w:tcPr>
+            <w:tcW w:type="pct" w:w="30%"/>
+            <w:tcBorders>
+              <w:top w:val="single" w:color="D9D9D9" w:sz="1"/>
+              <w:left w:val="single" w:color="D9D9D9" w:sz="1"/>
+              <w:bottom w:val="single" w:color="D9D9D9" w:sz="1"/>
+              <w:right w:val="single" w:color="D9D9D9" w:sz="1"/>
+            </w:tcBorders>
+          </w:tcPr>
+          <w:p>
+            <w:r>
+              <w:rPr>
+                <w:rFonts w:ascii="Arial" w:cs="Arial" w:eastAsia="Arial" w:hAnsi="Arial"/>
+                <w:i/>
+                <w:iCs/>
+                <w:color w:val="888888"/>
+                <w:sz w:val="20"/>
+                <w:szCs w:val="20"/>
+              </w:rPr>
+              <w:t xml:space="preserve">[VD: 12/07/2026]</w:t>
+            </w:r>
+          </w:p>
+        </w:tc>
+      </w:tr>
+    </w:tbl>
     <w:p>
       <w:pPr>
         <w:spacing w:after="60"/>
@@ -1016,9 +1223,248 @@
           <w:sz w:val="22"/>
           <w:szCs w:val="22"/>
         </w:rPr>
-        <w:t xml:space="preserve">Các việc nhỏ: [...]</w:t>
-      </w:r>
-    </w:p>
+        <w:t xml:space="preserve">Danh sách nhiệm vụ:</w:t>
+      </w:r>
+    </w:p>
+    <w:p>
+      <w:pPr>
+        <w:spacing w:after="60"/>
+      </w:pPr>
+    </w:p>
+    <w:tbl>
+      <w:tblPr>
+        <w:tblW w:type="pct" w:w="100%"/>
+        <w:tblBorders>
+          <w:top w:val="single" w:color="auto" w:sz="4"/>
+          <w:left w:val="single" w:color="auto" w:sz="4"/>
+          <w:bottom w:val="single" w:color="auto" w:sz="4"/>
+          <w:right w:val="single" w:color="auto" w:sz="4"/>
+          <w:insideH w:val="single" w:color="auto" w:sz="4"/>
+          <w:insideV w:val="single" w:color="auto" w:sz="4"/>
+        </w:tblBorders>
+      </w:tblPr>
+      <w:tblGrid>
+        <w:gridCol w:w="100"/>
+        <w:gridCol w:w="100"/>
+        <w:gridCol w:w="100"/>
+      </w:tblGrid>
+      <w:tr>
+        <w:tc>
+          <w:tcPr>
+            <w:tcW w:type="pct" w:w="40%"/>
+            <w:shd w:color="4472C4" w:val="solid"/>
+          </w:tcPr>
+          <w:p>
+            <w:pPr>
+              <w:jc w:val="center"/>
+            </w:pPr>
+            <w:r>
+              <w:rPr>
+                <w:rFonts w:ascii="Arial" w:cs="Arial" w:eastAsia="Arial" w:hAnsi="Arial"/>
+                <w:b/>
+                <w:bCs/>
+                <w:color w:val="FFFFFF"/>
+                <w:sz w:val="20"/>
+                <w:szCs w:val="20"/>
+              </w:rPr>
+              <w:t xml:space="preserve">Tên nhiệm vụ</w:t>
+            </w:r>
+          </w:p>
+        </w:tc>
+        <w:tc>
+          <w:tcPr>
+            <w:tcW w:type="pct" w:w="30%"/>
+            <w:shd w:color="4472C4" w:val="solid"/>
+          </w:tcPr>
+          <w:p>
+            <w:pPr>
+              <w:jc w:val="center"/>
+            </w:pPr>
+            <w:r>
+              <w:rPr>
+                <w:rFonts w:ascii="Arial" w:cs="Arial" w:eastAsia="Arial" w:hAnsi="Arial"/>
+                <w:b/>
+                <w:bCs/>
+                <w:color w:val="FFFFFF"/>
+                <w:sz w:val="20"/>
+                <w:szCs w:val="20"/>
+              </w:rPr>
+              <w:t xml:space="preserve">Phân công cho ai</w:t>
+            </w:r>
+          </w:p>
+        </w:tc>
+        <w:tc>
+          <w:tcPr>
+            <w:tcW w:type="pct" w:w="30%"/>
+            <w:shd w:color="4472C4" w:val="solid"/>
+          </w:tcPr>
+          <w:p>
+            <w:pPr>
+              <w:jc w:val="center"/>
+            </w:pPr>
+            <w:r>
+              <w:rPr>
+                <w:rFonts w:ascii="Arial" w:cs="Arial" w:eastAsia="Arial" w:hAnsi="Arial"/>
+                <w:b/>
+                <w:bCs/>
+                <w:color w:val="FFFFFF"/>
+                <w:sz w:val="20"/>
+                <w:szCs w:val="20"/>
+              </w:rPr>
+              <w:t xml:space="preserve">Hạn chót</w:t>
+            </w:r>
+          </w:p>
+        </w:tc>
+      </w:tr>
+      <w:tr>
+        <w:tc>
+          <w:tcPr>
+            <w:tcW w:type="pct" w:w="40%"/>
+            <w:tcBorders>
+              <w:top w:val="single" w:color="D9D9D9" w:sz="1"/>
+              <w:left w:val="single" w:color="D9D9D9" w:sz="1"/>
+              <w:bottom w:val="single" w:color="D9D9D9" w:sz="1"/>
+              <w:right w:val="single" w:color="D9D9D9" w:sz="1"/>
+            </w:tcBorders>
+          </w:tcPr>
+          <w:p>
+            <w:r>
+              <w:rPr>
+                <w:rFonts w:ascii="Arial" w:cs="Arial" w:eastAsia="Arial" w:hAnsi="Arial"/>
+                <w:i/>
+                <w:iCs/>
+                <w:color w:val="888888"/>
+                <w:sz w:val="20"/>
+                <w:szCs w:val="20"/>
+              </w:rPr>
+              <w:t xml:space="preserve">[Tên nhiệm vụ]</w:t>
+            </w:r>
+          </w:p>
+        </w:tc>
+        <w:tc>
+          <w:tcPr>
+            <w:tcW w:type="pct" w:w="30%"/>
+            <w:tcBorders>
+              <w:top w:val="single" w:color="D9D9D9" w:sz="1"/>
+              <w:left w:val="single" w:color="D9D9D9" w:sz="1"/>
+              <w:bottom w:val="single" w:color="D9D9D9" w:sz="1"/>
+              <w:right w:val="single" w:color="D9D9D9" w:sz="1"/>
+            </w:tcBorders>
+          </w:tcPr>
+          <w:p>
+            <w:r>
+              <w:rPr>
+                <w:rFonts w:ascii="Arial" w:cs="Arial" w:eastAsia="Arial" w:hAnsi="Arial"/>
+                <w:i/>
+                <w:iCs/>
+                <w:color w:val="888888"/>
+                <w:sz w:val="20"/>
+                <w:szCs w:val="20"/>
+              </w:rPr>
+              <w:t xml:space="preserve">[Họ tên thành viên]</w:t>
+            </w:r>
+          </w:p>
+        </w:tc>
+        <w:tc>
+          <w:tcPr>
+            <w:tcW w:type="pct" w:w="30%"/>
+            <w:tcBorders>
+              <w:top w:val="single" w:color="D9D9D9" w:sz="1"/>
+              <w:left w:val="single" w:color="D9D9D9" w:sz="1"/>
+              <w:bottom w:val="single" w:color="D9D9D9" w:sz="1"/>
+              <w:right w:val="single" w:color="D9D9D9" w:sz="1"/>
+            </w:tcBorders>
+          </w:tcPr>
+          <w:p>
+            <w:r>
+              <w:rPr>
+                <w:rFonts w:ascii="Arial" w:cs="Arial" w:eastAsia="Arial" w:hAnsi="Arial"/>
+                <w:i/>
+                <w:iCs/>
+                <w:color w:val="888888"/>
+                <w:sz w:val="20"/>
+                <w:szCs w:val="20"/>
+              </w:rPr>
+              <w:t xml:space="preserve">[Ngày/Tháng/Năm]</w:t>
+            </w:r>
+          </w:p>
+        </w:tc>
+      </w:tr>
+      <w:tr>
+        <w:tc>
+          <w:tcPr>
+            <w:tcW w:type="pct" w:w="40%"/>
+            <w:tcBorders>
+              <w:top w:val="single" w:color="D9D9D9" w:sz="1"/>
+              <w:left w:val="single" w:color="D9D9D9" w:sz="1"/>
+              <w:bottom w:val="single" w:color="D9D9D9" w:sz="1"/>
+              <w:right w:val="single" w:color="D9D9D9" w:sz="1"/>
+            </w:tcBorders>
+          </w:tcPr>
+          <w:p>
+            <w:r>
+              <w:rPr>
+                <w:rFonts w:ascii="Arial" w:cs="Arial" w:eastAsia="Arial" w:hAnsi="Arial"/>
+                <w:i/>
+                <w:iCs/>
+                <w:color w:val="888888"/>
+                <w:sz w:val="20"/>
+                <w:szCs w:val="20"/>
+              </w:rPr>
+              <w:t xml:space="preserve">[...]</w:t>
+            </w:r>
+          </w:p>
+        </w:tc>
+        <w:tc>
+          <w:tcPr>
+            <w:tcW w:type="pct" w:w="30%"/>
+            <w:tcBorders>
+              <w:top w:val="single" w:color="D9D9D9" w:sz="1"/>
+              <w:left w:val="single" w:color="D9D9D9" w:sz="1"/>
+              <w:bottom w:val="single" w:color="D9D9D9" w:sz="1"/>
+              <w:right w:val="single" w:color="D9D9D9" w:sz="1"/>
+            </w:tcBorders>
+          </w:tcPr>
+          <w:p>
+            <w:r>
+              <w:rPr>
+                <w:rFonts w:ascii="Arial" w:cs="Arial" w:eastAsia="Arial" w:hAnsi="Arial"/>
+                <w:i/>
+                <w:iCs/>
+                <w:color w:val="888888"/>
+                <w:sz w:val="20"/>
+                <w:szCs w:val="20"/>
+              </w:rPr>
+              <w:t xml:space="preserve">[...]</w:t>
+            </w:r>
+          </w:p>
+        </w:tc>
+        <w:tc>
+          <w:tcPr>
+            <w:tcW w:type="pct" w:w="30%"/>
+            <w:tcBorders>
+              <w:top w:val="single" w:color="D9D9D9" w:sz="1"/>
+              <w:left w:val="single" w:color="D9D9D9" w:sz="1"/>
+              <w:bottom w:val="single" w:color="D9D9D9" w:sz="1"/>
+              <w:right w:val="single" w:color="D9D9D9" w:sz="1"/>
+            </w:tcBorders>
+          </w:tcPr>
+          <w:p>
+            <w:r>
+              <w:rPr>
+                <w:rFonts w:ascii="Arial" w:cs="Arial" w:eastAsia="Arial" w:hAnsi="Arial"/>
+                <w:i/>
+                <w:iCs/>
+                <w:color w:val="888888"/>
+                <w:sz w:val="20"/>
+                <w:szCs w:val="20"/>
+              </w:rPr>
+              <w:t xml:space="preserve">[...]</w:t>
+            </w:r>
+          </w:p>
+        </w:tc>
+      </w:tr>
+    </w:tbl>
     <w:p>
       <w:pPr>
         <w:spacing w:after="60"/>
